--- a/templates/zaiavlenie.docx
+++ b/templates/zaiavlenie.docx
@@ -627,6 +627,7 @@
     <w:p>
       <w:pPr>
         <w:pStyle w:val="ListParagraph"/>
+        <w:keepNext/>
         <w:spacing w:after="0"/>
         <w:ind w:hanging="360"/>
         <w:rPr>
@@ -745,42 +746,6 @@
                 <w:szCs w:val="24"/>
               </w:rPr>
               <w:t>{{ topic }}</w:t>
-            </w:r>
-          </w:p>
-          <w:p>
-            <w:pPr>
-              <w:spacing w:after="0" w:line="360" w:lineRule="atLeast"/>
-              <w:rPr>
-                <w:color w:val="000000" w:themeColor="text1"/>
-                <w:sz w:val="24"/>
-                <w:szCs w:val="24"/>
-              </w:rPr>
-            </w:pPr>
-            <w:r>
-              <w:rPr>
-                <w:color w:val="000000" w:themeColor="text1"/>
-                <w:sz w:val="24"/>
-                <w:szCs w:val="24"/>
-              </w:rPr>
-              <w:t>{{ topic_line2 }}</w:t>
-            </w:r>
-          </w:p>
-          <w:p>
-            <w:pPr>
-              <w:spacing w:after="0" w:line="360" w:lineRule="atLeast"/>
-              <w:rPr>
-                <w:color w:val="000000" w:themeColor="text1"/>
-                <w:sz w:val="24"/>
-                <w:szCs w:val="24"/>
-              </w:rPr>
-            </w:pPr>
-            <w:r>
-              <w:rPr>
-                <w:color w:val="000000" w:themeColor="text1"/>
-                <w:sz w:val="24"/>
-                <w:szCs w:val="24"/>
-              </w:rPr>
-              <w:t>{{ topic_line3 }}</w:t>
             </w:r>
           </w:p>
           <w:p>
